--- a/docs/requirements/capacity_and_quota_management_requirements_v2.docx
+++ b/docs/requirements/capacity_and_quota_management_requirements_v2.docx
@@ -15,9 +15,9 @@
       <w:pPr>
         <w:pStyle w:val="Heading2"/>
       </w:pPr>
-      <w:bookmarkStart w:id="20" w:name="superseded-7-sep-2026-see-baseline-v2.3"/>
-      <w:r>
-        <w:t xml:space="preserve">⚠️ SUPERSEDED (7 Sep 2026) — see Baseline v2.3</w:t>
+      <w:bookmarkStart w:id="20" w:name="superseded-7-sep-2026-see-baseline-v2.4"/>
+      <w:r>
+        <w:t xml:space="preserve">⚠️ SUPERSEDED (7 Sep 2026) — see Baseline v2.4</w:t>
       </w:r>
       <w:bookmarkEnd w:id="20"/>
     </w:p>
@@ -69,21 +69,21 @@
           <w:bCs/>
           <w:b/>
         </w:rPr>
-        <w:t xml:space="preserve">acrme_requirements_baseline_v2_2.md</w:t>
-      </w:r>
-      <w:r>
-        <w:rPr>
-          <w:bCs/>
-          <w:b/>
-        </w:rPr>
-        <w:t xml:space="preserve"> </w:t>
-      </w:r>
-      <w:r>
-        <w:rPr>
-          <w:bCs/>
-          <w:b/>
-        </w:rPr>
-        <w:t xml:space="preserve">(internal version v2.3)</w:t>
+        <w:t xml:space="preserve">acrme_requirements_baseline_v2_4.md</w:t>
+      </w:r>
+      <w:r>
+        <w:rPr>
+          <w:bCs/>
+          <w:b/>
+        </w:rPr>
+        <w:t xml:space="preserve"> </w:t>
+      </w:r>
+      <w:r>
+        <w:rPr>
+          <w:bCs/>
+          <w:b/>
+        </w:rPr>
+        <w:t xml:space="preserve">(version v2.4)</w:t>
       </w:r>
       <w:r>
         <w:t xml:space="preserve">, which is the</w:t>
@@ -112,7 +112,7 @@
         <w:t xml:space="preserve">region scope below is outdated</w:t>
       </w:r>
       <w:r>
-        <w:t xml:space="preserve">: v2.3 supports</w:t>
+        <w:t xml:space="preserve">: v2.4 supports</w:t>
       </w:r>
       <w:r>
         <w:t xml:space="preserve"> </w:t>
